--- a/apps/staff/src/core/Paperwork/US_NC/CreditReductionReview/form183_template.docx
+++ b/apps/staff/src/core/Paperwork/US_NC/CreditReductionReview/form183_template.docx
@@ -6437,74 +6437,6 @@
         <w:rPr>
           <w:spacing w:val="-2"/>
         </w:rPr>
-      </w:pPr>
-      <w:r>
-        <w:rPr>
-          <w:spacing w:val="-2"/>
-        </w:rPr>
-        <w:t xml:space="preserve">Date: </w:t>
-      </w:r>
-      <w:r>
-        <w:rPr>
-          <w:rFonts w:ascii="Courier New" w:hAnsi="Courier New" w:cs="Courier New"/>
-          <w:spacing w:val="-2"/>
-          <w:u w:val="single"/>
-        </w:rPr>
-        <w:t>{</w:t>
-      </w:r>
-      <w:proofErr w:type="spellStart"/>
-      <w:r>
-        <w:rPr>
-          <w:rFonts w:ascii="Courier New" w:hAnsi="Courier New" w:cs="Courier New"/>
-          <w:spacing w:val="-2"/>
-          <w:u w:val="single"/>
-        </w:rPr>
-        <w:t>c</w:t>
-      </w:r>
-      <w:r>
-        <w:rPr>
-          <w:rFonts w:ascii="Courier New" w:hAnsi="Courier New" w:cs="Courier New"/>
-          <w:spacing w:val="-2"/>
-          <w:u w:val="single"/>
-        </w:rPr>
-        <w:t>ppoSignDate</w:t>
-      </w:r>
-      <w:proofErr w:type="spellEnd"/>
-      <w:r>
-        <w:rPr>
-          <w:rFonts w:ascii="Courier New" w:hAnsi="Courier New" w:cs="Courier New"/>
-          <w:spacing w:val="-2"/>
-          <w:u w:val="single"/>
-        </w:rPr>
-        <w:t>}</w:t>
-      </w:r>
-      <w:r>
-        <w:rPr>
-          <w:rFonts w:ascii="Courier New" w:hAnsi="Courier New" w:cs="Courier New"/>
-          <w:spacing w:val="-2"/>
-          <w:u w:val="single"/>
-        </w:rPr>
-        <w:tab/>
-      </w:r>
-      <w:r>
-        <w:rPr>
-          <w:spacing w:val="-2"/>
-        </w:rPr>
-        <w:t xml:space="preserve"> </w:t>
-      </w:r>
-    </w:p>
-    <w:p>
-      <w:pPr>
-        <w:pStyle w:val="BodyText"/>
-        <w:tabs>
-          <w:tab w:val="left" w:pos="8037"/>
-          <w:tab w:val="left" w:pos="10137"/>
-        </w:tabs>
-        <w:spacing w:before="183" w:line="256" w:lineRule="auto"/>
-        <w:ind w:right="276"/>
-        <w:rPr>
-          <w:spacing w:val="-2"/>
-        </w:rPr>
         <w:sectPr>
           <w:type w:val="continuous"/>
           <w:pgSz w:w="12240" w:h="15840"/>
@@ -6513,34 +6445,54 @@
           <w:cols w:num="2" w:space="2"/>
         </w:sectPr>
       </w:pPr>
-    </w:p>
-    <w:p>
-      <w:pPr>
-        <w:pStyle w:val="BodyText"/>
-        <w:sectPr>
-          <w:type w:val="continuous"/>
-          <w:pgSz w:w="12240" w:h="15840"/>
-          <w:pgMar w:top="720" w:right="720" w:bottom="280" w:left="1080" w:header="225" w:footer="0" w:gutter="0"/>
-          <w:cols w:num="2" w:space="720" w:equalWidth="0">
-            <w:col w:w="9561" w:space="59"/>
-            <w:col w:w="820"/>
-          </w:cols>
-        </w:sectPr>
-      </w:pPr>
-    </w:p>
-    <w:p>
-      <w:pPr>
-        <w:pStyle w:val="BodyText"/>
-        <w:rPr>
-          <w:sz w:val="20"/>
-        </w:rPr>
-        <w:sectPr>
-          <w:type w:val="continuous"/>
-          <w:pgSz w:w="12240" w:h="15840"/>
-          <w:pgMar w:top="720" w:right="720" w:bottom="280" w:left="1080" w:header="225" w:footer="0" w:gutter="0"/>
-          <w:cols w:space="720"/>
-        </w:sectPr>
-      </w:pPr>
+      <w:r>
+        <w:rPr>
+          <w:spacing w:val="-2"/>
+        </w:rPr>
+        <w:t xml:space="preserve">Date: </w:t>
+      </w:r>
+      <w:r>
+        <w:rPr>
+          <w:rFonts w:ascii="Courier New" w:hAnsi="Courier New" w:cs="Courier New"/>
+          <w:spacing w:val="-2"/>
+          <w:u w:val="single"/>
+        </w:rPr>
+        <w:t>{</w:t>
+      </w:r>
+      <w:proofErr w:type="spellStart"/>
+      <w:r>
+        <w:rPr>
+          <w:rFonts w:ascii="Courier New" w:hAnsi="Courier New" w:cs="Courier New"/>
+          <w:spacing w:val="-2"/>
+          <w:u w:val="single"/>
+        </w:rPr>
+        <w:t>c</w:t>
+      </w:r>
+      <w:r>
+        <w:rPr>
+          <w:rFonts w:ascii="Courier New" w:hAnsi="Courier New" w:cs="Courier New"/>
+          <w:spacing w:val="-2"/>
+          <w:u w:val="single"/>
+        </w:rPr>
+        <w:t>ppoSignDate</w:t>
+      </w:r>
+      <w:proofErr w:type="spellEnd"/>
+      <w:r>
+        <w:rPr>
+          <w:rFonts w:ascii="Courier New" w:hAnsi="Courier New" w:cs="Courier New"/>
+          <w:spacing w:val="-2"/>
+          <w:u w:val="single"/>
+        </w:rPr>
+        <w:t>}</w:t>
+      </w:r>
+      <w:r>
+        <w:rPr>
+          <w:rFonts w:ascii="Courier New" w:hAnsi="Courier New" w:cs="Courier New"/>
+          <w:spacing w:val="-2"/>
+          <w:u w:val="single"/>
+        </w:rPr>
+        <w:tab/>
+      </w:r>
     </w:p>
     <w:p>
       <w:pPr>
@@ -7456,7 +7408,7 @@
                     </wp:anchor>
                   </w:drawing>
                 </mc:Choice>
-                <mc:Fallback xmlns:pic="http://schemas.openxmlformats.org/drawingml/2006/picture" xmlns:a="http://schemas.openxmlformats.org/drawingml/2006/main" xmlns:ve="http://schemas.openxmlformats.org/markup-compatibility/2006">
+                <mc:Fallback xmlns:ve="http://schemas.openxmlformats.org/markup-compatibility/2006" xmlns:a="http://schemas.openxmlformats.org/drawingml/2006/main" xmlns:pic="http://schemas.openxmlformats.org/drawingml/2006/picture">
                   <w:pict>
                     <v:group style="position:absolute;margin-left:2.66pt;margin-top:23.565943pt;width:19pt;height:18.5pt;mso-position-horizontal-relative:column;mso-position-vertical-relative:paragraph;z-index:-15829504" id="docshapegroup33" coordorigin="53,471" coordsize="380,370">
                       <v:rect style="position:absolute;left:63;top:481;width:360;height:350" id="docshape34" filled="false" stroked="true" strokeweight="1pt" strokecolor="#000000">
@@ -7560,7 +7512,7 @@
                     </wp:anchor>
                   </w:drawing>
                 </mc:Choice>
-                <mc:Fallback xmlns:pic="http://schemas.openxmlformats.org/drawingml/2006/picture" xmlns:a="http://schemas.openxmlformats.org/drawingml/2006/main" xmlns:ve="http://schemas.openxmlformats.org/markup-compatibility/2006">
+                <mc:Fallback xmlns:ve="http://schemas.openxmlformats.org/markup-compatibility/2006" xmlns:a="http://schemas.openxmlformats.org/drawingml/2006/main" xmlns:pic="http://schemas.openxmlformats.org/drawingml/2006/picture">
                   <w:pict>
                     <v:group style="position:absolute;margin-left:29.66pt;margin-top:23.565943pt;width:19pt;height:18.5pt;mso-position-horizontal-relative:column;mso-position-vertical-relative:paragraph;z-index:-15828480" id="docshapegroup35" coordorigin="593,471" coordsize="380,370">
                       <v:rect style="position:absolute;left:603;top:481;width:360;height:350" id="docshape36" filled="false" stroked="true" strokeweight="1pt" strokecolor="#000000">
@@ -7709,7 +7661,7 @@
                     </wp:anchor>
                   </w:drawing>
                 </mc:Choice>
-                <mc:Fallback xmlns:pic="http://schemas.openxmlformats.org/drawingml/2006/picture" xmlns:a="http://schemas.openxmlformats.org/drawingml/2006/main" xmlns:ve="http://schemas.openxmlformats.org/markup-compatibility/2006">
+                <mc:Fallback xmlns:ve="http://schemas.openxmlformats.org/markup-compatibility/2006" xmlns:a="http://schemas.openxmlformats.org/drawingml/2006/main" xmlns:pic="http://schemas.openxmlformats.org/drawingml/2006/picture">
                   <w:pict>
                     <v:group style="position:absolute;margin-left:56.509998pt;margin-top:-.53252pt;width:19pt;height:18.5pt;mso-position-horizontal-relative:column;mso-position-vertical-relative:paragraph;z-index:-15827456" id="docshapegroup37" coordorigin="1130,-11" coordsize="380,370">
                       <v:rect style="position:absolute;left:1140;top:-1;width:360;height:350" id="docshape38" filled="false" stroked="true" strokeweight="1.0pt" strokecolor="#000000">
@@ -7814,7 +7766,7 @@
                     </wp:anchor>
                   </w:drawing>
                 </mc:Choice>
-                <mc:Fallback xmlns:pic="http://schemas.openxmlformats.org/drawingml/2006/picture" xmlns:a="http://schemas.openxmlformats.org/drawingml/2006/main" xmlns:ve="http://schemas.openxmlformats.org/markup-compatibility/2006">
+                <mc:Fallback xmlns:ve="http://schemas.openxmlformats.org/markup-compatibility/2006" xmlns:a="http://schemas.openxmlformats.org/drawingml/2006/main" xmlns:pic="http://schemas.openxmlformats.org/drawingml/2006/picture">
                   <w:pict>
                     <v:group style="position:absolute;margin-left:56.66pt;margin-top:27.31748pt;width:19pt;height:18.5pt;mso-position-horizontal-relative:column;mso-position-vertical-relative:paragraph;z-index:-15826944" id="docshapegroup39" coordorigin="1133,546" coordsize="380,370">
                       <v:rect style="position:absolute;left:1143;top:556;width:360;height:350" id="docshape40" filled="false" stroked="true" strokeweight="1pt" strokecolor="#000000">
@@ -7968,7 +7920,7 @@
                     </wp:anchor>
                   </w:drawing>
                 </mc:Choice>
-                <mc:Fallback xmlns:pic="http://schemas.openxmlformats.org/drawingml/2006/picture" xmlns:a="http://schemas.openxmlformats.org/drawingml/2006/main" xmlns:ve="http://schemas.openxmlformats.org/markup-compatibility/2006">
+                <mc:Fallback xmlns:ve="http://schemas.openxmlformats.org/markup-compatibility/2006" xmlns:a="http://schemas.openxmlformats.org/drawingml/2006/main" xmlns:pic="http://schemas.openxmlformats.org/drawingml/2006/picture">
                   <w:pict>
                     <v:group style="position:absolute;margin-left:2.66pt;margin-top:-22.309673pt;width:19pt;height:18.5pt;mso-position-horizontal-relative:column;mso-position-vertical-relative:paragraph;z-index:-15828992" id="docshapegroup41" coordorigin="53,-446" coordsize="380,370">
                       <v:rect style="position:absolute;left:63;top:-437;width:360;height:350" id="docshape42" filled="false" stroked="true" strokeweight="1pt" strokecolor="#000000">
@@ -8072,7 +8024,7 @@
                     </wp:anchor>
                   </w:drawing>
                 </mc:Choice>
-                <mc:Fallback xmlns:pic="http://schemas.openxmlformats.org/drawingml/2006/picture" xmlns:a="http://schemas.openxmlformats.org/drawingml/2006/main" xmlns:ve="http://schemas.openxmlformats.org/markup-compatibility/2006">
+                <mc:Fallback xmlns:ve="http://schemas.openxmlformats.org/markup-compatibility/2006" xmlns:a="http://schemas.openxmlformats.org/drawingml/2006/main" xmlns:pic="http://schemas.openxmlformats.org/drawingml/2006/picture">
                   <w:pict>
                     <v:group style="position:absolute;margin-left:29.66pt;margin-top:-22.159674pt;width:18.9pt;height:18.5pt;mso-position-horizontal-relative:column;mso-position-vertical-relative:paragraph;z-index:-15827968" id="docshapegroup43" coordorigin="593,-443" coordsize="378,370">
                       <v:rect style="position:absolute;left:603;top:-434;width:358;height:350" id="docshape44" filled="false" stroked="true" strokeweight="1pt" strokecolor="#000000">
@@ -8261,7 +8213,7 @@
                     </wp:inline>
                   </w:drawing>
                 </mc:Choice>
-                <mc:Fallback xmlns:pic="http://schemas.openxmlformats.org/drawingml/2006/picture" xmlns:a="http://schemas.openxmlformats.org/drawingml/2006/main" xmlns:ve="http://schemas.openxmlformats.org/markup-compatibility/2006">
+                <mc:Fallback xmlns:ve="http://schemas.openxmlformats.org/markup-compatibility/2006" xmlns:a="http://schemas.openxmlformats.org/drawingml/2006/main" xmlns:pic="http://schemas.openxmlformats.org/drawingml/2006/picture">
                   <w:pict>
                     <v:group style="width:78.25pt;height:.550pt;mso-position-horizontal-relative:char;mso-position-vertical-relative:line" id="docshapegroup45" coordorigin="0,0" coordsize="1565,11">
                       <v:line style="position:absolute" from="5,5" to="1560,6" stroked="true" strokeweight=".5pt" strokecolor="#000000">
@@ -8517,7 +8469,7 @@
                     </wp:inline>
                   </w:drawing>
                 </mc:Choice>
-                <mc:Fallback xmlns:pic="http://schemas.openxmlformats.org/drawingml/2006/picture" xmlns:a="http://schemas.openxmlformats.org/drawingml/2006/main" xmlns:ve="http://schemas.openxmlformats.org/markup-compatibility/2006">
+                <mc:Fallback xmlns:ve="http://schemas.openxmlformats.org/markup-compatibility/2006" xmlns:a="http://schemas.openxmlformats.org/drawingml/2006/main" xmlns:pic="http://schemas.openxmlformats.org/drawingml/2006/picture">
                   <w:pict>
                     <v:group style="width:81pt;height:.5pt;mso-position-horizontal-relative:char;mso-position-vertical-relative:line" id="docshapegroup46" coordorigin="0,0" coordsize="1620,10">
                       <v:line style="position:absolute" from="0,5" to="1620,5" stroked="true" strokeweight=".5pt" strokecolor="#000000">
@@ -8693,7 +8645,7 @@
                     </wp:inline>
                   </w:drawing>
                 </mc:Choice>
-                <mc:Fallback xmlns:pic="http://schemas.openxmlformats.org/drawingml/2006/picture" xmlns:a="http://schemas.openxmlformats.org/drawingml/2006/main" xmlns:ve="http://schemas.openxmlformats.org/markup-compatibility/2006">
+                <mc:Fallback xmlns:ve="http://schemas.openxmlformats.org/markup-compatibility/2006" xmlns:a="http://schemas.openxmlformats.org/drawingml/2006/main" xmlns:pic="http://schemas.openxmlformats.org/drawingml/2006/picture">
                   <w:pict>
                     <v:group style="width:81.5pt;height:.550pt;mso-position-horizontal-relative:char;mso-position-vertical-relative:line" id="docshapegroup47" coordorigin="0,0" coordsize="1630,11">
                       <v:line style="position:absolute" from="5,5" to="1625,6" stroked="true" strokeweight=".5pt" strokecolor="#000000">
